--- a/curriculos/Curriculo 015-02/microcurriculos/VII SEMESTRE/0150717_Redes_I.docx
+++ b/curriculos/Curriculo 015-02/microcurriculos/VII SEMESTRE/0150717_Redes_I.docx
@@ -4660,15 +4660,6 @@
               </w:rPr>
               <w:t xml:space="preserve"> Edición. México, 1991.</w:t>
             </w:r>
-          </w:p>
-          <w:p>
-            <w:pPr>
-              <w:jc w:val="both"/>
-              <w:rPr>
-                <w:sz w:val="22"/>
-                <w:szCs w:val="22"/>
-              </w:rPr>
-            </w:pPr>
           </w:p>
         </w:tc>
       </w:tr>
